--- a/data/AFM Nabi_CV_20251212.docx
+++ b/data/AFM Nabi_CV_20251212.docx
@@ -36,43 +36,7 @@
           <w:sz w:val="24"/>
           <w:szCs w:val="24"/>
         </w:rPr>
-        <w:t xml:space="preserve">28/4B </w:t>
-      </w:r>
-      <w:proofErr w:type="spellStart"/>
-      <w:r>
-        <w:rPr>
-          <w:rFonts w:ascii="Times New Roman" w:eastAsia="Calibri" w:hAnsi="Times New Roman" w:cs="Times New Roman"/>
-          <w:sz w:val="24"/>
-          <w:szCs w:val="24"/>
-        </w:rPr>
-        <w:t>Sonatongor</w:t>
-      </w:r>
-      <w:proofErr w:type="spellEnd"/>
-      <w:r>
-        <w:rPr>
-          <w:rFonts w:ascii="Times New Roman" w:eastAsia="Calibri" w:hAnsi="Times New Roman" w:cs="Times New Roman"/>
-          <w:sz w:val="24"/>
-          <w:szCs w:val="24"/>
-        </w:rPr>
-        <w:t xml:space="preserve">, </w:t>
-      </w:r>
-      <w:proofErr w:type="spellStart"/>
-      <w:r>
-        <w:rPr>
-          <w:rFonts w:ascii="Times New Roman" w:eastAsia="Calibri" w:hAnsi="Times New Roman" w:cs="Times New Roman"/>
-          <w:sz w:val="24"/>
-          <w:szCs w:val="24"/>
-        </w:rPr>
-        <w:t>Jigatola</w:t>
-      </w:r>
-      <w:proofErr w:type="spellEnd"/>
-      <w:r>
-        <w:rPr>
-          <w:rFonts w:ascii="Times New Roman" w:eastAsia="Calibri" w:hAnsi="Times New Roman" w:cs="Times New Roman"/>
-          <w:sz w:val="24"/>
-          <w:szCs w:val="24"/>
-        </w:rPr>
-        <w:t>, Dhaka, Bangladesh</w:t>
+        <w:t>28/4B Sonatongor, Jigatola, Dhaka, Bangladesh</w:t>
       </w:r>
       <w:r>
         <w:rPr>
@@ -501,8 +465,6 @@
           <w:szCs w:val="20"/>
         </w:rPr>
       </w:pPr>
-      <w:proofErr w:type="spellStart"/>
-      <w:proofErr w:type="gramStart"/>
       <w:r>
         <w:rPr>
           <w:rFonts w:ascii="Times New Roman" w:hAnsi="Times New Roman" w:cs="Times New Roman"/>
@@ -519,18 +481,7 @@
           <w:sz w:val="20"/>
           <w:szCs w:val="20"/>
         </w:rPr>
-        <w:t>c</w:t>
-      </w:r>
-      <w:proofErr w:type="spellEnd"/>
-      <w:proofErr w:type="gramEnd"/>
-      <w:r>
-        <w:rPr>
-          <w:rFonts w:ascii="Times New Roman" w:hAnsi="Times New Roman" w:cs="Times New Roman"/>
-          <w:iCs/>
-          <w:sz w:val="20"/>
-          <w:szCs w:val="20"/>
-        </w:rPr>
-        <w:t xml:space="preserve"> in Engineering</w:t>
+        <w:t>c in Engineering</w:t>
       </w:r>
       <w:r>
         <w:rPr>
@@ -1126,25 +1077,7 @@
           <w:sz w:val="20"/>
           <w:szCs w:val="20"/>
         </w:rPr>
-        <w:t>Developed a performance-based specification framework for Hot Mix Asphalt Concrete (HMAC) for the Louisiana Department of Transportation and Development (</w:t>
-      </w:r>
-      <w:proofErr w:type="spellStart"/>
-      <w:r>
-        <w:rPr>
-          <w:rFonts w:ascii="Times New Roman" w:hAnsi="Times New Roman" w:cs="Times New Roman"/>
-          <w:sz w:val="20"/>
-          <w:szCs w:val="20"/>
-        </w:rPr>
-        <w:t>LaDOTD</w:t>
-      </w:r>
-      <w:proofErr w:type="spellEnd"/>
-      <w:r>
-        <w:rPr>
-          <w:rFonts w:ascii="Times New Roman" w:hAnsi="Times New Roman" w:cs="Times New Roman"/>
-          <w:sz w:val="20"/>
-          <w:szCs w:val="20"/>
-        </w:rPr>
-        <w:t>), enhancing evaluation methods for pavement materials.</w:t>
+        <w:t>Developed a performance-based specification framework for Hot Mix Asphalt Concrete (HMAC) for the Louisiana Department of Transportation and Development (LaDOTD), enhancing evaluation methods for pavement materials.</w:t>
       </w:r>
     </w:p>
     <w:p>
@@ -1659,23 +1592,13 @@
         </w:rPr>
         <w:t xml:space="preserve">near </w:t>
       </w:r>
-      <w:proofErr w:type="spellStart"/>
-      <w:r>
-        <w:rPr>
-          <w:rFonts w:ascii="Times New Roman" w:hAnsi="Times New Roman" w:cs="Times New Roman"/>
-          <w:sz w:val="20"/>
-          <w:szCs w:val="20"/>
-        </w:rPr>
-        <w:t>Wilcrest</w:t>
-      </w:r>
-      <w:proofErr w:type="spellEnd"/>
-      <w:r>
-        <w:rPr>
-          <w:rFonts w:ascii="Times New Roman" w:hAnsi="Times New Roman" w:cs="Times New Roman"/>
-          <w:sz w:val="20"/>
-          <w:szCs w:val="20"/>
-        </w:rPr>
-        <w:t xml:space="preserve"> Drive and Brandlon Drive</w:t>
+      <w:r>
+        <w:rPr>
+          <w:rFonts w:ascii="Times New Roman" w:hAnsi="Times New Roman" w:cs="Times New Roman"/>
+          <w:sz w:val="20"/>
+          <w:szCs w:val="20"/>
+        </w:rPr>
+        <w:t>Wilcrest Drive and Brandlon Drive</w:t>
       </w:r>
       <w:r>
         <w:rPr>
@@ -1864,23 +1787,13 @@
           <w:szCs w:val="20"/>
         </w:rPr>
       </w:pPr>
-      <w:proofErr w:type="spellStart"/>
-      <w:r>
-        <w:rPr>
-          <w:rFonts w:ascii="Times New Roman" w:hAnsi="Times New Roman" w:cs="Times New Roman"/>
-          <w:sz w:val="20"/>
-          <w:szCs w:val="20"/>
-        </w:rPr>
-        <w:t>NorthPointe</w:t>
-      </w:r>
-      <w:proofErr w:type="spellEnd"/>
-      <w:r>
-        <w:rPr>
-          <w:rFonts w:ascii="Times New Roman" w:hAnsi="Times New Roman" w:cs="Times New Roman"/>
-          <w:sz w:val="20"/>
-          <w:szCs w:val="20"/>
-        </w:rPr>
-        <w:t xml:space="preserve"> Blvd Street Improvement</w:t>
+      <w:r>
+        <w:rPr>
+          <w:rFonts w:ascii="Times New Roman" w:hAnsi="Times New Roman" w:cs="Times New Roman"/>
+          <w:sz w:val="20"/>
+          <w:szCs w:val="20"/>
+        </w:rPr>
+        <w:t>NorthPointe Blvd Street Improvement</w:t>
       </w:r>
     </w:p>
     <w:p>
@@ -2069,6 +1982,29 @@
     </w:p>
     <w:p>
       <w:pPr>
+        <w:pStyle w:val="ListParagraph"/>
+        <w:numPr>
+          <w:ilvl w:val="0"/>
+          <w:numId w:val="20"/>
+        </w:numPr>
+        <w:ind w:left="720"/>
+        <w:rPr>
+          <w:rFonts w:ascii="Times New Roman" w:hAnsi="Times New Roman" w:cs="Times New Roman"/>
+          <w:sz w:val="20"/>
+          <w:szCs w:val="20"/>
+        </w:rPr>
+      </w:pPr>
+      <w:r>
+        <w:rPr>
+          <w:rFonts w:ascii="Times New Roman" w:hAnsi="Times New Roman" w:cs="Times New Roman"/>
+          <w:sz w:val="20"/>
+          <w:szCs w:val="20"/>
+        </w:rPr>
+        <w:t>Montrose Area Collection Sewer and Road Improvement</w:t>
+      </w:r>
+    </w:p>
+    <w:p>
+      <w:pPr>
         <w:pBdr>
           <w:bottom w:val="single" w:sz="4" w:space="1" w:color="auto"/>
         </w:pBdr>
@@ -2112,9 +2048,8 @@
           <w:sz w:val="20"/>
           <w:szCs w:val="20"/>
         </w:rPr>
-        <w:t>Machine Learning A-</w:t>
-      </w:r>
-      <w:proofErr w:type="gramStart"/>
+        <w:t>Machine Learning A-Z</w:t>
+      </w:r>
       <w:r>
         <w:rPr>
           <w:rFonts w:ascii="Times New Roman" w:hAnsi="Times New Roman" w:cs="Times New Roman"/>
@@ -2122,8 +2057,9 @@
           <w:bCs/>
           <w:sz w:val="20"/>
           <w:szCs w:val="20"/>
-        </w:rPr>
-        <w:t>Z</w:t>
+          <w:vertAlign w:val="superscript"/>
+        </w:rPr>
+        <w:t xml:space="preserve">TM </w:t>
       </w:r>
       <w:r>
         <w:rPr>
@@ -2132,30 +2068,8 @@
           <w:bCs/>
           <w:sz w:val="20"/>
           <w:szCs w:val="20"/>
-          <w:vertAlign w:val="superscript"/>
-        </w:rPr>
-        <w:t xml:space="preserve">TM </w:t>
-      </w:r>
-      <w:r>
-        <w:rPr>
-          <w:rFonts w:ascii="Times New Roman" w:hAnsi="Times New Roman" w:cs="Times New Roman"/>
-          <w:b/>
-          <w:bCs/>
-          <w:sz w:val="20"/>
-          <w:szCs w:val="20"/>
-        </w:rPr>
-        <w:t>:</w:t>
-      </w:r>
-      <w:proofErr w:type="gramEnd"/>
-      <w:r>
-        <w:rPr>
-          <w:rFonts w:ascii="Times New Roman" w:hAnsi="Times New Roman" w:cs="Times New Roman"/>
-          <w:b/>
-          <w:bCs/>
-          <w:sz w:val="20"/>
-          <w:szCs w:val="20"/>
-        </w:rPr>
-        <w:t xml:space="preserve"> Python &amp; R in Data Science [2022]</w:t>
+        </w:rPr>
+        <w:t>: Python &amp; R in Data Science [2022]</w:t>
       </w:r>
     </w:p>
     <w:p>
@@ -2178,19 +2092,8 @@
           <w:sz w:val="20"/>
           <w:szCs w:val="20"/>
         </w:rPr>
-        <w:t xml:space="preserve">Instructors: Kirill Eremenko, Hadelin de </w:t>
-      </w:r>
-      <w:proofErr w:type="spellStart"/>
-      <w:r>
-        <w:rPr>
-          <w:rFonts w:ascii="Times New Roman" w:hAnsi="Times New Roman" w:cs="Times New Roman"/>
-          <w:bCs/>
-          <w:sz w:val="20"/>
-          <w:szCs w:val="20"/>
-        </w:rPr>
-        <w:t>Ponteves</w:t>
-      </w:r>
-      <w:proofErr w:type="spellEnd"/>
+        <w:t>Instructors: Kirill Eremenko, Hadelin de Ponteves</w:t>
+      </w:r>
     </w:p>
     <w:p>
       <w:pPr>
@@ -3234,39 +3137,8 @@
           <w:sz w:val="20"/>
           <w:szCs w:val="20"/>
         </w:rPr>
-        <w:t xml:space="preserve">Synchro Studio, AutoCAD Civil 3D, MicroStation, </w:t>
-      </w:r>
-      <w:proofErr w:type="spellStart"/>
-      <w:r>
-        <w:rPr>
-          <w:rFonts w:ascii="Times New Roman" w:hAnsi="Times New Roman" w:cs="Times New Roman"/>
-          <w:bCs/>
-          <w:sz w:val="20"/>
-          <w:szCs w:val="20"/>
-        </w:rPr>
-        <w:t>OpenRoads</w:t>
-      </w:r>
-      <w:proofErr w:type="spellEnd"/>
-      <w:r>
-        <w:rPr>
-          <w:rFonts w:ascii="Times New Roman" w:hAnsi="Times New Roman" w:cs="Times New Roman"/>
-          <w:bCs/>
-          <w:sz w:val="20"/>
-          <w:szCs w:val="20"/>
-        </w:rPr>
-        <w:t xml:space="preserve"> </w:t>
-      </w:r>
-      <w:proofErr w:type="spellStart"/>
-      <w:r>
-        <w:rPr>
-          <w:rFonts w:ascii="Times New Roman" w:hAnsi="Times New Roman" w:cs="Times New Roman"/>
-          <w:bCs/>
-          <w:sz w:val="20"/>
-          <w:szCs w:val="20"/>
-        </w:rPr>
-        <w:t>Desinger</w:t>
-      </w:r>
-      <w:proofErr w:type="spellEnd"/>
+        <w:t>Synchro Studio, AutoCAD Civil 3D, MicroStation, OpenRoads Desinger</w:t>
+      </w:r>
       <w:r>
         <w:rPr>
           <w:rFonts w:ascii="Times New Roman" w:hAnsi="Times New Roman" w:cs="Times New Roman"/>
@@ -4024,25 +3896,7 @@
           <w:sz w:val="20"/>
           <w:szCs w:val="20"/>
         </w:rPr>
-        <w:t xml:space="preserve"> using software such as MicroStation, AutoCAD Civil 3D, or </w:t>
-      </w:r>
-      <w:proofErr w:type="spellStart"/>
-      <w:r>
-        <w:rPr>
-          <w:rFonts w:ascii="Times New Roman" w:hAnsi="Times New Roman" w:cs="Times New Roman"/>
-          <w:sz w:val="20"/>
-          <w:szCs w:val="20"/>
-        </w:rPr>
-        <w:t>OpenRoads</w:t>
-      </w:r>
-      <w:proofErr w:type="spellEnd"/>
-      <w:r>
-        <w:rPr>
-          <w:rFonts w:ascii="Times New Roman" w:hAnsi="Times New Roman" w:cs="Times New Roman"/>
-          <w:sz w:val="20"/>
-          <w:szCs w:val="20"/>
-        </w:rPr>
-        <w:t>.</w:t>
+        <w:t xml:space="preserve"> using software such as MicroStation, AutoCAD Civil 3D, or OpenRoads.</w:t>
       </w:r>
     </w:p>
     <w:p>
@@ -4252,25 +4106,7 @@
           <w:sz w:val="20"/>
           <w:szCs w:val="20"/>
         </w:rPr>
-        <w:t xml:space="preserve">Developed roadway design plans using MicroStation, AutoCAD Civil 3D, and </w:t>
-      </w:r>
-      <w:proofErr w:type="spellStart"/>
-      <w:r>
-        <w:rPr>
-          <w:rFonts w:ascii="Times New Roman" w:hAnsi="Times New Roman" w:cs="Times New Roman"/>
-          <w:sz w:val="20"/>
-          <w:szCs w:val="20"/>
-        </w:rPr>
-        <w:t>OpenRoads</w:t>
-      </w:r>
-      <w:proofErr w:type="spellEnd"/>
-      <w:r>
-        <w:rPr>
-          <w:rFonts w:ascii="Times New Roman" w:hAnsi="Times New Roman" w:cs="Times New Roman"/>
-          <w:sz w:val="20"/>
-          <w:szCs w:val="20"/>
-        </w:rPr>
-        <w:t xml:space="preserve"> to deliver accurate and efficient project designs</w:t>
+        <w:t>Developed roadway design plans using MicroStation, AutoCAD Civil 3D, and OpenRoads to deliver accurate and efficient project designs</w:t>
       </w:r>
       <w:r>
         <w:rPr>
@@ -4688,18 +4524,8 @@
           <w:sz w:val="20"/>
           <w:szCs w:val="20"/>
         </w:rPr>
-        <w:t xml:space="preserve">Develop and prepare roadway design plans using software such as MicroStation, AutoCAD Civil 3D, or </w:t>
-      </w:r>
-      <w:proofErr w:type="spellStart"/>
-      <w:r>
-        <w:rPr>
-          <w:rFonts w:ascii="Times New Roman" w:hAnsi="Times New Roman" w:cs="Times New Roman"/>
-          <w:sz w:val="20"/>
-          <w:szCs w:val="20"/>
-        </w:rPr>
-        <w:t>OpenRoads</w:t>
-      </w:r>
-      <w:proofErr w:type="spellEnd"/>
+        <w:t>Develop and prepare roadway design plans using software such as MicroStation, AutoCAD Civil 3D, or OpenRoads</w:t>
+      </w:r>
       <w:r>
         <w:rPr>
           <w:rFonts w:ascii="Times New Roman" w:hAnsi="Times New Roman" w:cs="Times New Roman"/>
